--- a/contratos/ANEXO_ECONOMICO_CERRADORA_PAULA_SAENZ.docx
+++ b/contratos/ANEXO_ECONOMICO_CERRADORA_PAULA_SAENZ.docx
@@ -117,7 +117,7 @@
           <w:b w:val="0"/>
           <w:sz w:val="21"/>
         </w:rPr>
-        <w:t>LEADS ENTREGADOS POR LA INSTITUCIÓN: 5% del recaudo de cliente nuevo y 2,5% de cliente antiguo, solo sobre leads asignados expresamente en planilla. REBOSE: el lead asignado sin gestión registrada en planilla dentro de las cuatro (4) horas siguientes (ventana 8:00 AM - 9:00 PM) vuelve a la institución para reasignación. PASE CRUZADO: quien pase un cliente registrado a otro miembro del equipo recibe el UNO por ciento (1%) del recaudo si este lo cierra — en ambas direcciones, siempre con el pase anotado en planilla.</w:t>
+        <w:t>LEADS ENTREGADOS POR LA INSTITUCIÓN: 5% del recaudo de cliente nuevo y 2,5% de cliente antiguo, solo sobre leads asignados expresamente en planilla. Todo lead asignado se atiende el mismo día y queda registrado en la planilla desde el primer contacto. PASE CRUZADO: quien pase un cliente registrado a otro miembro del equipo recibe el UNO por ciento (1%) del recaudo si este lo cierra — en ambas direcciones, siempre con el pase anotado en planilla.</w:t>
       </w:r>
     </w:p>
     <w:p>
